--- a/planeaciones-nautica/public/templates/F-32.docx
+++ b/planeaciones-nautica/public/templates/F-32.docx
@@ -593,6 +593,12 @@
                 <w:rFonts w:ascii="Arial" w:eastAsia="Montserrat" w:hAnsi="Arial" w:cs="Arial"/>
               </w:rPr>
             </w:pPr>
+            <w:r>
+              <w:rPr>
+                <w:rFonts w:ascii="Arial" w:eastAsia="Montserrat" w:hAnsi="Arial" w:cs="Arial"/>
+              </w:rPr>
+              <w:t>{horasIndependientes}</w:t>
+            </w:r>
           </w:p>
         </w:tc>
         <w:tc>
@@ -778,6 +784,13 @@
                 <w:b/>
               </w:rPr>
               <w:tab/>
+            </w:r>
+            <w:r>
+              <w:rPr>
+                <w:rFonts w:ascii="Arial" w:eastAsia="Montserrat" w:hAnsi="Arial" w:cs="Arial"/>
+                <w:b/>
+              </w:rPr>
+              <w:t>{creditos}</w:t>
             </w:r>
           </w:p>
         </w:tc>
